--- a/Courses/Computer-Modeling-and-IT/Computer-Modeling-and-IT-6-Class/05-Insert-Special-Characters-and-Images/05-Insert-Special-Characters-and-Images-Exercises.docx
+++ b/Courses/Computer-Modeling-and-IT/Computer-Modeling-and-IT-6-Class/05-Insert-Special-Characters-and-Images/05-Insert-Special-Characters-and-Images-Exercises.docx
@@ -67,9 +67,9 @@
           <w:noProof/>
         </w:rPr>
         <w:drawing>
-          <wp:inline distT="0" distB="0" distL="0" distR="0" wp14:anchorId="5D1D7169" wp14:editId="43E9FA82">
-            <wp:extent cx="1076325" cy="482729"/>
-            <wp:effectExtent l="0" t="0" r="0" b="0"/>
+          <wp:inline distT="0" distB="0" distL="0" distR="0" wp14:anchorId="5D1D7169" wp14:editId="5A0D9291">
+            <wp:extent cx="1090777" cy="488843"/>
+            <wp:effectExtent l="0" t="0" r="0" b="6985"/>
             <wp:docPr id="5" name="Picture 4"/>
             <wp:cNvGraphicFramePr>
               <a:graphicFrameLocks xmlns:a="http://schemas.openxmlformats.org/drawingml/2006/main" noChangeAspect="1"/>
@@ -98,7 +98,7 @@
                   <pic:spPr>
                     <a:xfrm>
                       <a:off x="0" y="0"/>
-                      <a:ext cx="1090777" cy="489211"/>
+                      <a:ext cx="1090777" cy="488843"/>
                     </a:xfrm>
                     <a:prstGeom prst="rect">
                       <a:avLst/>
@@ -896,27 +896,14 @@
         </w:rPr>
         <w:t xml:space="preserve"> Запазете файла с </w:t>
       </w:r>
-      <w:proofErr w:type="spellStart"/>
-      <w:r>
-        <w:t>име</w:t>
-      </w:r>
-      <w:proofErr w:type="spellEnd"/>
-      <w:r>
-        <w:t xml:space="preserve"> – </w:t>
-      </w:r>
-      <w:proofErr w:type="spellStart"/>
+      <w:r>
+        <w:t xml:space="preserve">име – </w:t>
+      </w:r>
       <w:r>
         <w:rPr>
           <w:b/>
         </w:rPr>
-        <w:t>pokana</w:t>
-      </w:r>
-      <w:proofErr w:type="spellEnd"/>
-      <w:r>
-        <w:rPr>
-          <w:b/>
-        </w:rPr>
-        <w:t>_{</w:t>
+        <w:t>pokana_{</w:t>
       </w:r>
       <w:r>
         <w:rPr>
@@ -1048,21 +1035,7 @@
         <w:rPr>
           <w:lang w:val="bg-BG"/>
         </w:rPr>
-        <w:t xml:space="preserve">поканата от миналата задача. Вмъкнете на мястото на усмихнатото </w:t>
-      </w:r>
-      <w:proofErr w:type="spellStart"/>
-      <w:r>
-        <w:rPr>
-          <w:lang w:val="bg-BG"/>
-        </w:rPr>
-        <w:t>емоджи</w:t>
-      </w:r>
-      <w:proofErr w:type="spellEnd"/>
-      <w:r>
-        <w:rPr>
-          <w:lang w:val="bg-BG"/>
-        </w:rPr>
-        <w:t xml:space="preserve"> снимката</w:t>
+        <w:t>поканата от миналата задача. Вмъкнете на мястото на усмихнатото емоджи снимката</w:t>
       </w:r>
       <w:r>
         <w:t xml:space="preserve"> </w:t>
@@ -8278,6 +8251,7 @@
   <w:style w:type="character" w:default="1" w:styleId="DefaultParagraphFont">
     <w:name w:val="Default Paragraph Font"/>
     <w:uiPriority w:val="1"/>
+    <w:semiHidden/>
     <w:unhideWhenUsed/>
   </w:style>
   <w:style w:type="table" w:default="1" w:styleId="TableNormal">
